--- a/IRP Progress Log.docx
+++ b/IRP Progress Log.docx
@@ -55,6 +55,13 @@
           <w:szCs w:val="32"/>
         </w:rPr>
       </w:pPr>
+      <w:r>
+        <w:rPr>
+          <w:sz w:val="32"/>
+          <w:szCs w:val="32"/>
+        </w:rPr>
+        <w:t xml:space="preserve">IRP </w:t>
+      </w:r>
       <w:r>
         <w:rPr>
           <w:sz w:val="32"/>
@@ -127,6 +134,9 @@
         <w:ind w:left="360"/>
       </w:pPr>
       <w:r>
+        <w:rPr>
+          <w:noProof/>
+        </w:rPr>
         <w:drawing>
           <wp:inline distT="0" distB="0" distL="0" distR="0" wp14:anchorId="63B17B46" wp14:editId="500479CC">
             <wp:extent cx="5731510" cy="2146935"/>
@@ -201,16 +211,13 @@
     <w:tbl>
       <w:tblPr>
         <w:tblStyle w:val="PlainTable1"/>
-        <w:tblW w:w="8784" w:type="dxa"/>
-        <w:tblInd w:w="607" w:type="dxa"/>
-        <w:tblLayout w:type="fixed"/>
+        <w:tblW w:w="9638" w:type="dxa"/>
         <w:tblLook w:val="04A0" w:firstRow="1" w:lastRow="0" w:firstColumn="1" w:lastColumn="0" w:noHBand="0" w:noVBand="1"/>
       </w:tblPr>
       <w:tblGrid>
-        <w:gridCol w:w="1696"/>
-        <w:gridCol w:w="1843"/>
-        <w:gridCol w:w="1843"/>
-        <w:gridCol w:w="3402"/>
+        <w:gridCol w:w="2000"/>
+        <w:gridCol w:w="3400"/>
+        <w:gridCol w:w="4238"/>
       </w:tblGrid>
       <w:tr>
         <w:trPr>
@@ -219,60 +226,49 @@
         <w:tc>
           <w:tcPr>
             <w:cnfStyle w:val="001000000000" w:firstRow="0" w:lastRow="0" w:firstColumn="1" w:lastColumn="0" w:oddVBand="0" w:evenVBand="0" w:oddHBand="0" w:evenHBand="0" w:firstRowFirstColumn="0" w:firstRowLastColumn="0" w:lastRowFirstColumn="0" w:lastRowLastColumn="0"/>
-            <w:tcW w:w="1696" w:type="dxa"/>
-            <w:hideMark/>
+            <w:tcW w:w="2000" w:type="dxa"/>
           </w:tcPr>
           <w:p>
-            <w:pPr>
-              <w:spacing w:after="160" w:line="278" w:lineRule="auto"/>
-            </w:pPr>
-            <w:r>
-              <w:t>Where</w:t>
+            <w:r>
+              <w:rPr>
+                <w:sz w:val="18"/>
+                <w:szCs w:val="18"/>
+              </w:rPr>
+              <w:t>File</w:t>
             </w:r>
           </w:p>
         </w:tc>
         <w:tc>
           <w:tcPr>
-            <w:tcW w:w="1843" w:type="dxa"/>
-            <w:hideMark/>
+            <w:tcW w:w="3400" w:type="dxa"/>
           </w:tcPr>
           <w:p>
             <w:pPr>
-              <w:spacing w:after="160" w:line="278" w:lineRule="auto"/>
               <w:cnfStyle w:val="100000000000" w:firstRow="1" w:lastRow="0" w:firstColumn="0" w:lastColumn="0" w:oddVBand="0" w:evenVBand="0" w:oddHBand="0" w:evenHBand="0" w:firstRowFirstColumn="0" w:firstRowLastColumn="0" w:lastRowFirstColumn="0" w:lastRowLastColumn="0"/>
             </w:pPr>
             <w:r>
-              <w:t>Before</w:t>
+              <w:rPr>
+                <w:sz w:val="18"/>
+                <w:szCs w:val="18"/>
+              </w:rPr>
+              <w:t>Change</w:t>
             </w:r>
           </w:p>
         </w:tc>
         <w:tc>
           <w:tcPr>
-            <w:tcW w:w="1843" w:type="dxa"/>
-            <w:hideMark/>
+            <w:tcW w:w="4238" w:type="dxa"/>
           </w:tcPr>
           <w:p>
             <w:pPr>
-              <w:spacing w:after="160" w:line="278" w:lineRule="auto"/>
               <w:cnfStyle w:val="100000000000" w:firstRow="1" w:lastRow="0" w:firstColumn="0" w:lastColumn="0" w:oddVBand="0" w:evenVBand="0" w:oddHBand="0" w:evenHBand="0" w:firstRowFirstColumn="0" w:firstRowLastColumn="0" w:lastRowFirstColumn="0" w:lastRowLastColumn="0"/>
             </w:pPr>
             <w:r>
-              <w:t>After</w:t>
-            </w:r>
-          </w:p>
-        </w:tc>
-        <w:tc>
-          <w:tcPr>
-            <w:tcW w:w="3402" w:type="dxa"/>
-            <w:hideMark/>
-          </w:tcPr>
-          <w:p>
-            <w:pPr>
-              <w:spacing w:after="160" w:line="278" w:lineRule="auto"/>
-              <w:cnfStyle w:val="100000000000" w:firstRow="1" w:lastRow="0" w:firstColumn="0" w:lastColumn="0" w:oddVBand="0" w:evenVBand="0" w:oddHBand="0" w:evenHBand="0" w:firstRowFirstColumn="0" w:firstRowLastColumn="0" w:lastRowFirstColumn="0" w:lastRowLastColumn="0"/>
-            </w:pPr>
-            <w:r>
-              <w:t>Why / effect</w:t>
+              <w:rPr>
+                <w:sz w:val="18"/>
+                <w:szCs w:val="18"/>
+              </w:rPr>
+              <w:t>Reason</w:t>
             </w:r>
           </w:p>
         </w:tc>
@@ -280,335 +276,149 @@
       <w:tr>
         <w:trPr>
           <w:cnfStyle w:val="000000100000" w:firstRow="0" w:lastRow="0" w:firstColumn="0" w:lastColumn="0" w:oddVBand="0" w:evenVBand="0" w:oddHBand="1" w:evenHBand="0" w:firstRowFirstColumn="0" w:firstRowLastColumn="0" w:lastRowFirstColumn="0" w:lastRowLastColumn="0"/>
+          <w:trHeight w:val="974"/>
         </w:trPr>
         <w:tc>
           <w:tcPr>
             <w:cnfStyle w:val="001000000000" w:firstRow="0" w:lastRow="0" w:firstColumn="1" w:lastColumn="0" w:oddVBand="0" w:evenVBand="0" w:oddHBand="0" w:evenHBand="0" w:firstRowFirstColumn="0" w:firstRowLastColumn="0" w:lastRowFirstColumn="0" w:lastRowLastColumn="0"/>
-            <w:tcW w:w="1696" w:type="dxa"/>
-            <w:hideMark/>
+            <w:tcW w:w="2000" w:type="dxa"/>
           </w:tcPr>
           <w:p>
-            <w:pPr>
-              <w:spacing w:after="160" w:line="278" w:lineRule="auto"/>
-              <w:rPr>
-                <w:b w:val="0"/>
-                <w:bCs w:val="0"/>
-                <w:sz w:val="20"/>
-                <w:szCs w:val="20"/>
-              </w:rPr>
-            </w:pPr>
-            <w:hyperlink r:id="rId7" w:tgtFrame="_blank" w:history="1">
-              <w:proofErr w:type="spellStart"/>
-              <w:r>
-                <w:rPr>
-                  <w:rStyle w:val="Hyperlink"/>
-                  <w:b w:val="0"/>
-                  <w:bCs w:val="0"/>
-                  <w:sz w:val="20"/>
-                  <w:szCs w:val="20"/>
-                </w:rPr>
-                <w:t>runSimulation.jl</w:t>
-              </w:r>
-              <w:proofErr w:type="spellEnd"/>
-            </w:hyperlink>
-            <w:r>
-              <w:rPr>
-                <w:b w:val="0"/>
-                <w:bCs w:val="0"/>
-                <w:sz w:val="20"/>
-                <w:szCs w:val="20"/>
-              </w:rPr>
-              <w:t> 60, 63, 177, 180</w:t>
+            <w:r>
+              <w:rPr>
+                <w:sz w:val="18"/>
+                <w:szCs w:val="18"/>
+              </w:rPr>
+              <w:t>runSimulation.jl</w:t>
             </w:r>
           </w:p>
         </w:tc>
         <w:tc>
           <w:tcPr>
-            <w:tcW w:w="1843" w:type="dxa"/>
-            <w:hideMark/>
+            <w:tcW w:w="3400" w:type="dxa"/>
           </w:tcPr>
           <w:p>
             <w:pPr>
-              <w:spacing w:after="160" w:line="278" w:lineRule="auto"/>
               <w:cnfStyle w:val="000000100000" w:firstRow="0" w:lastRow="0" w:firstColumn="0" w:lastColumn="0" w:oddVBand="0" w:evenVBand="0" w:oddHBand="1" w:evenHBand="0" w:firstRowFirstColumn="0" w:firstRowLastColumn="0" w:lastRowFirstColumn="0" w:lastRowLastColumn="0"/>
-              <w:rPr>
-                <w:sz w:val="20"/>
-                <w:szCs w:val="20"/>
-              </w:rPr>
             </w:pPr>
             <w:r>
               <w:rPr>
-                <w:sz w:val="20"/>
-                <w:szCs w:val="20"/>
-              </w:rPr>
-              <w:t>…Function(</w:t>
-            </w:r>
-            <w:proofErr w:type="spellStart"/>
-            <w:r>
-              <w:rPr>
-                <w:sz w:val="20"/>
-                <w:szCs w:val="20"/>
-              </w:rPr>
-              <w:t>myFun</w:t>
-            </w:r>
-            <w:proofErr w:type="spellEnd"/>
-            <w:r>
-              <w:rPr>
-                <w:sz w:val="20"/>
-                <w:szCs w:val="20"/>
-              </w:rPr>
-              <w:t xml:space="preserve">, </w:t>
-            </w:r>
-            <w:proofErr w:type="spellStart"/>
-            <w:r>
-              <w:rPr>
-                <w:sz w:val="20"/>
-                <w:szCs w:val="20"/>
-              </w:rPr>
-              <w:t>syms</w:t>
-            </w:r>
-            <w:proofErr w:type="spellEnd"/>
-            <w:r>
-              <w:rPr>
-                <w:sz w:val="20"/>
-                <w:szCs w:val="20"/>
-              </w:rPr>
-              <w:t>=…)</w:t>
+                <w:sz w:val="18"/>
+                <w:szCs w:val="18"/>
+              </w:rPr>
+              <w:t xml:space="preserve">Removed </w:t>
+            </w:r>
+            <w:r>
+              <w:rPr>
+                <w:rFonts w:ascii="Consolas" w:eastAsia="Consolas" w:hAnsi="Consolas" w:cs="Consolas"/>
+                <w:color w:val="7A3B0F"/>
+                <w:sz w:val="18"/>
+                <w:szCs w:val="18"/>
+              </w:rPr>
+              <w:t>syms=Symbol.(syms)</w:t>
+            </w:r>
+            <w:r>
+              <w:rPr>
+                <w:sz w:val="18"/>
+                <w:szCs w:val="18"/>
+              </w:rPr>
+              <w:t xml:space="preserve"> from four solver-function calls</w:t>
             </w:r>
           </w:p>
         </w:tc>
         <w:tc>
           <w:tcPr>
-            <w:tcW w:w="1843" w:type="dxa"/>
-            <w:hideMark/>
+            <w:tcW w:w="4238" w:type="dxa"/>
           </w:tcPr>
           <w:p>
             <w:pPr>
-              <w:spacing w:after="160" w:line="278" w:lineRule="auto"/>
               <w:cnfStyle w:val="000000100000" w:firstRow="0" w:lastRow="0" w:firstColumn="0" w:lastColumn="0" w:oddVBand="0" w:evenVBand="0" w:oddHBand="1" w:evenHBand="0" w:firstRowFirstColumn="0" w:firstRowLastColumn="0" w:lastRowFirstColumn="0" w:lastRowLastColumn="0"/>
-              <w:rPr>
-                <w:sz w:val="20"/>
-                <w:szCs w:val="20"/>
-              </w:rPr>
             </w:pPr>
             <w:r>
               <w:rPr>
-                <w:sz w:val="20"/>
-                <w:szCs w:val="20"/>
-              </w:rPr>
-              <w:t>…Function(</w:t>
-            </w:r>
-            <w:proofErr w:type="spellStart"/>
-            <w:r>
-              <w:rPr>
-                <w:sz w:val="20"/>
-                <w:szCs w:val="20"/>
-              </w:rPr>
-              <w:t>myFun</w:t>
-            </w:r>
-            <w:proofErr w:type="spellEnd"/>
-            <w:r>
-              <w:rPr>
-                <w:sz w:val="20"/>
-                <w:szCs w:val="20"/>
-              </w:rPr>
-              <w:t>)</w:t>
+                <w:sz w:val="18"/>
+                <w:szCs w:val="18"/>
+              </w:rPr>
+              <w:t>Keyword removed in SciMLBase 3. Species names are still attached when results are saved, so outputs are unchanged.</w:t>
+            </w:r>
+          </w:p>
+        </w:tc>
+      </w:tr>
+      <w:tr>
+        <w:trPr>
+          <w:trHeight w:val="1130"/>
+        </w:trPr>
+        <w:tc>
+          <w:tcPr>
+            <w:cnfStyle w:val="001000000000" w:firstRow="0" w:lastRow="0" w:firstColumn="1" w:lastColumn="0" w:oddVBand="0" w:evenVBand="0" w:oddHBand="0" w:evenHBand="0" w:firstRowFirstColumn="0" w:firstRowLastColumn="0" w:lastRowFirstColumn="0" w:lastRowLastColumn="0"/>
+            <w:tcW w:w="2000" w:type="dxa"/>
+          </w:tcPr>
+          <w:p>
+            <w:r>
+              <w:rPr>
+                <w:sz w:val="18"/>
+                <w:szCs w:val="18"/>
+              </w:rPr>
+              <w:t>runSimulation.jl + notebook</w:t>
             </w:r>
           </w:p>
         </w:tc>
         <w:tc>
           <w:tcPr>
-            <w:tcW w:w="3402" w:type="dxa"/>
-            <w:hideMark/>
+            <w:tcW w:w="3400" w:type="dxa"/>
           </w:tcPr>
           <w:p>
             <w:pPr>
-              <w:spacing w:after="160" w:line="278" w:lineRule="auto"/>
-              <w:cnfStyle w:val="000000100000" w:firstRow="0" w:lastRow="0" w:firstColumn="0" w:lastColumn="0" w:oddVBand="0" w:evenVBand="0" w:oddHBand="1" w:evenHBand="0" w:firstRowFirstColumn="0" w:firstRowLastColumn="0" w:lastRowFirstColumn="0" w:lastRowLastColumn="0"/>
-              <w:rPr>
-                <w:sz w:val="20"/>
-                <w:szCs w:val="20"/>
-              </w:rPr>
+              <w:cnfStyle w:val="000000000000" w:firstRow="0" w:lastRow="0" w:firstColumn="0" w:lastColumn="0" w:oddVBand="0" w:evenVBand="0" w:oddHBand="0" w:evenHBand="0" w:firstRowFirstColumn="0" w:firstRowLastColumn="0" w:lastRowFirstColumn="0" w:lastRowLastColumn="0"/>
             </w:pPr>
             <w:r>
               <w:rPr>
-                <w:sz w:val="20"/>
-                <w:szCs w:val="20"/>
-              </w:rPr>
-              <w:t xml:space="preserve">Keyword removed in </w:t>
-            </w:r>
-            <w:proofErr w:type="spellStart"/>
-            <w:r>
-              <w:rPr>
-                <w:sz w:val="20"/>
-                <w:szCs w:val="20"/>
-              </w:rPr>
-              <w:t>SciMLBase</w:t>
-            </w:r>
-            <w:proofErr w:type="spellEnd"/>
-            <w:r>
-              <w:rPr>
-                <w:sz w:val="20"/>
-                <w:szCs w:val="20"/>
-              </w:rPr>
-              <w:t xml:space="preserve"> 3. No effect on results.</w:t>
-            </w:r>
-          </w:p>
-        </w:tc>
-      </w:tr>
-      <w:tr>
-        <w:tc>
-          <w:tcPr>
-            <w:cnfStyle w:val="001000000000" w:firstRow="0" w:lastRow="0" w:firstColumn="1" w:lastColumn="0" w:oddVBand="0" w:evenVBand="0" w:oddHBand="0" w:evenHBand="0" w:firstRowFirstColumn="0" w:firstRowLastColumn="0" w:lastRowFirstColumn="0" w:lastRowLastColumn="0"/>
-            <w:tcW w:w="1696" w:type="dxa"/>
-            <w:hideMark/>
-          </w:tcPr>
-          <w:p>
-            <w:pPr>
-              <w:spacing w:after="160" w:line="278" w:lineRule="auto"/>
-              <w:rPr>
-                <w:b w:val="0"/>
-                <w:bCs w:val="0"/>
-                <w:sz w:val="20"/>
-                <w:szCs w:val="20"/>
-              </w:rPr>
-            </w:pPr>
-            <w:proofErr w:type="spellStart"/>
-            <w:r>
-              <w:rPr>
-                <w:b w:val="0"/>
-                <w:bCs w:val="0"/>
-                <w:sz w:val="20"/>
-                <w:szCs w:val="20"/>
-              </w:rPr>
-              <w:t>runSimulation.jl</w:t>
-            </w:r>
-            <w:proofErr w:type="spellEnd"/>
-            <w:r>
-              <w:rPr>
-                <w:b w:val="0"/>
-                <w:bCs w:val="0"/>
-                <w:sz w:val="20"/>
-                <w:szCs w:val="20"/>
-              </w:rPr>
-              <w:t xml:space="preserve"> 125</w:t>
+                <w:rFonts w:ascii="Consolas" w:eastAsia="Consolas" w:hAnsi="Consolas" w:cs="Consolas"/>
+                <w:color w:val="7A3B0F"/>
+                <w:sz w:val="18"/>
+                <w:szCs w:val="18"/>
+              </w:rPr>
+              <w:t>using DelayDiffEq</w:t>
+            </w:r>
+            <w:r>
+              <w:rPr>
+                <w:sz w:val="18"/>
+                <w:szCs w:val="18"/>
+              </w:rPr>
+              <w:t xml:space="preserve">; explicit </w:t>
+            </w:r>
+            <w:r>
+              <w:rPr>
+                <w:rFonts w:ascii="Consolas" w:eastAsia="Consolas" w:hAnsi="Consolas" w:cs="Consolas"/>
+                <w:color w:val="7A3B0F"/>
+                <w:sz w:val="18"/>
+                <w:szCs w:val="18"/>
+              </w:rPr>
+              <w:t>MethodOfSteps(Rodas5P())</w:t>
+            </w:r>
+            <w:r>
+              <w:rPr>
+                <w:sz w:val="18"/>
+                <w:szCs w:val="18"/>
+              </w:rPr>
+              <w:t xml:space="preserve"> for both solves</w:t>
             </w:r>
           </w:p>
         </w:tc>
         <w:tc>
           <w:tcPr>
-            <w:tcW w:w="1843" w:type="dxa"/>
-            <w:hideMark/>
+            <w:tcW w:w="4238" w:type="dxa"/>
           </w:tcPr>
           <w:p>
             <w:pPr>
-              <w:spacing w:after="160" w:line="278" w:lineRule="auto"/>
               <w:cnfStyle w:val="000000000000" w:firstRow="0" w:lastRow="0" w:firstColumn="0" w:lastColumn="0" w:oddVBand="0" w:evenVBand="0" w:oddHBand="0" w:evenHBand="0" w:firstRowFirstColumn="0" w:firstRowLastColumn="0" w:lastRowFirstColumn="0" w:lastRowLastColumn="0"/>
-              <w:rPr>
-                <w:sz w:val="20"/>
-                <w:szCs w:val="20"/>
-              </w:rPr>
             </w:pPr>
             <w:r>
               <w:rPr>
-                <w:sz w:val="20"/>
-                <w:szCs w:val="20"/>
-              </w:rPr>
-              <w:t xml:space="preserve">steady-state solve(prob, </w:t>
-            </w:r>
-            <w:proofErr w:type="spellStart"/>
-            <w:r>
-              <w:rPr>
-                <w:sz w:val="20"/>
-                <w:szCs w:val="20"/>
-              </w:rPr>
-              <w:t>saveat</w:t>
-            </w:r>
-            <w:proofErr w:type="spellEnd"/>
-            <w:r>
-              <w:rPr>
-                <w:sz w:val="20"/>
-                <w:szCs w:val="20"/>
-              </w:rPr>
-              <w:t>=100.0, progress=true)</w:t>
-            </w:r>
-          </w:p>
-        </w:tc>
-        <w:tc>
-          <w:tcPr>
-            <w:tcW w:w="1843" w:type="dxa"/>
-            <w:hideMark/>
-          </w:tcPr>
-          <w:p>
-            <w:pPr>
-              <w:spacing w:after="160" w:line="278" w:lineRule="auto"/>
-              <w:cnfStyle w:val="000000000000" w:firstRow="0" w:lastRow="0" w:firstColumn="0" w:lastColumn="0" w:oddVBand="0" w:evenVBand="0" w:oddHBand="0" w:evenHBand="0" w:firstRowFirstColumn="0" w:firstRowLastColumn="0" w:lastRowFirstColumn="0" w:lastRowLastColumn="0"/>
-              <w:rPr>
-                <w:sz w:val="20"/>
-                <w:szCs w:val="20"/>
-              </w:rPr>
-            </w:pPr>
-            <w:r>
-              <w:rPr>
-                <w:sz w:val="20"/>
-                <w:szCs w:val="20"/>
-              </w:rPr>
-              <w:t xml:space="preserve">…, </w:t>
-            </w:r>
-            <w:proofErr w:type="spellStart"/>
-            <w:r>
-              <w:rPr>
-                <w:sz w:val="20"/>
-                <w:szCs w:val="20"/>
-              </w:rPr>
-              <w:t>MethodOfSteps</w:t>
-            </w:r>
-            <w:proofErr w:type="spellEnd"/>
-            <w:r>
-              <w:rPr>
-                <w:sz w:val="20"/>
-                <w:szCs w:val="20"/>
-              </w:rPr>
-              <w:t>(Rodas5P())</w:t>
-            </w:r>
-          </w:p>
-        </w:tc>
-        <w:tc>
-          <w:tcPr>
-            <w:tcW w:w="3402" w:type="dxa"/>
-            <w:hideMark/>
-          </w:tcPr>
-          <w:p>
-            <w:pPr>
-              <w:spacing w:after="160" w:line="278" w:lineRule="auto"/>
-              <w:cnfStyle w:val="000000000000" w:firstRow="0" w:lastRow="0" w:firstColumn="0" w:lastColumn="0" w:oddVBand="0" w:evenVBand="0" w:oddHBand="0" w:evenHBand="0" w:firstRowFirstColumn="0" w:firstRowLastColumn="0" w:lastRowFirstColumn="0" w:lastRowLastColumn="0"/>
-              <w:rPr>
-                <w:sz w:val="20"/>
-                <w:szCs w:val="20"/>
-              </w:rPr>
-            </w:pPr>
-            <w:r>
-              <w:rPr>
-                <w:sz w:val="20"/>
-                <w:szCs w:val="20"/>
-              </w:rPr>
-              <w:t xml:space="preserve">No default DDE solver now in </w:t>
-            </w:r>
-            <w:proofErr w:type="spellStart"/>
-            <w:r>
-              <w:rPr>
-                <w:sz w:val="20"/>
-                <w:szCs w:val="20"/>
-              </w:rPr>
-              <w:t>DifferentialEquations</w:t>
-            </w:r>
-            <w:proofErr w:type="spellEnd"/>
-            <w:r>
-              <w:rPr>
-                <w:sz w:val="20"/>
-                <w:szCs w:val="20"/>
-              </w:rPr>
-              <w:t xml:space="preserve"> Version 8</w:t>
+                <w:sz w:val="18"/>
+                <w:szCs w:val="18"/>
+              </w:rPr>
+              <w:t>DifferentialEquations 8 no longer bundles or auto-selects a delay-equation solver.</w:t>
             </w:r>
           </w:p>
         </w:tc>
@@ -616,268 +426,142 @@
       <w:tr>
         <w:trPr>
           <w:cnfStyle w:val="000000100000" w:firstRow="0" w:lastRow="0" w:firstColumn="0" w:lastColumn="0" w:oddVBand="0" w:evenVBand="0" w:oddHBand="1" w:evenHBand="0" w:firstRowFirstColumn="0" w:firstRowLastColumn="0" w:lastRowFirstColumn="0" w:lastRowLastColumn="0"/>
+          <w:trHeight w:val="834"/>
         </w:trPr>
         <w:tc>
           <w:tcPr>
             <w:cnfStyle w:val="001000000000" w:firstRow="0" w:lastRow="0" w:firstColumn="1" w:lastColumn="0" w:oddVBand="0" w:evenVBand="0" w:oddHBand="0" w:evenHBand="0" w:firstRowFirstColumn="0" w:firstRowLastColumn="0" w:lastRowFirstColumn="0" w:lastRowLastColumn="0"/>
-            <w:tcW w:w="1696" w:type="dxa"/>
-            <w:hideMark/>
+            <w:tcW w:w="2000" w:type="dxa"/>
           </w:tcPr>
           <w:p>
-            <w:pPr>
-              <w:spacing w:after="160" w:line="278" w:lineRule="auto"/>
-              <w:rPr>
-                <w:b w:val="0"/>
-                <w:bCs w:val="0"/>
-                <w:sz w:val="20"/>
-                <w:szCs w:val="20"/>
-              </w:rPr>
-            </w:pPr>
-            <w:proofErr w:type="spellStart"/>
-            <w:r>
-              <w:rPr>
-                <w:b w:val="0"/>
-                <w:bCs w:val="0"/>
-                <w:sz w:val="20"/>
-                <w:szCs w:val="20"/>
-              </w:rPr>
-              <w:t>runSimulation.jl</w:t>
-            </w:r>
-            <w:proofErr w:type="spellEnd"/>
-            <w:r>
-              <w:rPr>
-                <w:b w:val="0"/>
-                <w:bCs w:val="0"/>
-                <w:sz w:val="20"/>
-                <w:szCs w:val="20"/>
-              </w:rPr>
-              <w:t xml:space="preserve"> 192</w:t>
+            <w:r>
+              <w:rPr>
+                <w:sz w:val="18"/>
+                <w:szCs w:val="18"/>
+              </w:rPr>
+              <w:t>defineInputs.jl</w:t>
             </w:r>
           </w:p>
         </w:tc>
         <w:tc>
           <w:tcPr>
-            <w:tcW w:w="1843" w:type="dxa"/>
-            <w:hideMark/>
+            <w:tcW w:w="3400" w:type="dxa"/>
           </w:tcPr>
           <w:p>
             <w:pPr>
-              <w:spacing w:after="160" w:line="278" w:lineRule="auto"/>
               <w:cnfStyle w:val="000000100000" w:firstRow="0" w:lastRow="0" w:firstColumn="0" w:lastColumn="0" w:oddVBand="0" w:evenVBand="0" w:oddHBand="1" w:evenHBand="0" w:firstRowFirstColumn="0" w:firstRowLastColumn="0" w:lastRowFirstColumn="0" w:lastRowLastColumn="0"/>
-              <w:rPr>
-                <w:sz w:val="20"/>
-                <w:szCs w:val="20"/>
-              </w:rPr>
             </w:pPr>
             <w:r>
               <w:rPr>
-                <w:sz w:val="20"/>
-                <w:szCs w:val="20"/>
-              </w:rPr>
-              <w:t xml:space="preserve">time-course solve(prob, </w:t>
-            </w:r>
-            <w:proofErr w:type="spellStart"/>
-            <w:r>
-              <w:rPr>
-                <w:sz w:val="20"/>
-                <w:szCs w:val="20"/>
-              </w:rPr>
-              <w:lastRenderedPageBreak/>
-              <w:t>reltol</w:t>
-            </w:r>
-            <w:proofErr w:type="spellEnd"/>
-            <w:r>
-              <w:rPr>
-                <w:sz w:val="20"/>
-                <w:szCs w:val="20"/>
-              </w:rPr>
-              <w:t xml:space="preserve">=1e-6, </w:t>
-            </w:r>
-            <w:proofErr w:type="spellStart"/>
-            <w:r>
-              <w:rPr>
-                <w:sz w:val="20"/>
-                <w:szCs w:val="20"/>
-              </w:rPr>
-              <w:t>saveat</w:t>
-            </w:r>
-            <w:proofErr w:type="spellEnd"/>
-            <w:r>
-              <w:rPr>
-                <w:sz w:val="20"/>
-                <w:szCs w:val="20"/>
-              </w:rPr>
-              <w:t>=1)</w:t>
+                <w:sz w:val="18"/>
+                <w:szCs w:val="18"/>
+              </w:rPr>
+              <w:t xml:space="preserve">Guard added to the CpG pulse shape function </w:t>
+            </w:r>
+            <w:r>
+              <w:rPr>
+                <w:rFonts w:ascii="Consolas" w:eastAsia="Consolas" w:hAnsi="Consolas" w:cs="Consolas"/>
+                <w:color w:val="7A3B0F"/>
+                <w:sz w:val="18"/>
+                <w:szCs w:val="18"/>
+              </w:rPr>
+              <w:t>g(s)</w:t>
             </w:r>
           </w:p>
         </w:tc>
         <w:tc>
           <w:tcPr>
-            <w:tcW w:w="1843" w:type="dxa"/>
-            <w:hideMark/>
+            <w:tcW w:w="4238" w:type="dxa"/>
           </w:tcPr>
           <w:p>
             <w:pPr>
-              <w:spacing w:after="160" w:line="278" w:lineRule="auto"/>
               <w:cnfStyle w:val="000000100000" w:firstRow="0" w:lastRow="0" w:firstColumn="0" w:lastColumn="0" w:oddVBand="0" w:evenVBand="0" w:oddHBand="1" w:evenHBand="0" w:firstRowFirstColumn="0" w:firstRowLastColumn="0" w:lastRowFirstColumn="0" w:lastRowLastColumn="0"/>
-              <w:rPr>
-                <w:sz w:val="20"/>
-                <w:szCs w:val="20"/>
-              </w:rPr>
             </w:pPr>
             <w:r>
               <w:rPr>
-                <w:sz w:val="20"/>
-                <w:szCs w:val="20"/>
-              </w:rPr>
-              <w:lastRenderedPageBreak/>
-              <w:t xml:space="preserve">…, </w:t>
-            </w:r>
-            <w:proofErr w:type="spellStart"/>
-            <w:r>
-              <w:rPr>
-                <w:sz w:val="20"/>
-                <w:szCs w:val="20"/>
-              </w:rPr>
-              <w:t>MethodOfSteps</w:t>
-            </w:r>
-            <w:proofErr w:type="spellEnd"/>
-            <w:r>
-              <w:rPr>
-                <w:sz w:val="20"/>
-                <w:szCs w:val="20"/>
-              </w:rPr>
-              <w:t>(Rodas5P())</w:t>
+                <w:sz w:val="18"/>
+                <w:szCs w:val="18"/>
+              </w:rPr>
+              <w:t>ForwardDiff 1.x produced a NaN derivative at t = 0, which aborted every time course. Values are identical to the original.</w:t>
+            </w:r>
+          </w:p>
+        </w:tc>
+      </w:tr>
+      <w:tr>
+        <w:trPr>
+          <w:trHeight w:val="278"/>
+        </w:trPr>
+        <w:tc>
+          <w:tcPr>
+            <w:cnfStyle w:val="001000000000" w:firstRow="0" w:lastRow="0" w:firstColumn="1" w:lastColumn="0" w:oddVBand="0" w:evenVBand="0" w:oddHBand="0" w:evenHBand="0" w:firstRowFirstColumn="0" w:firstRowLastColumn="0" w:lastRowFirstColumn="0" w:lastRowLastColumn="0"/>
+            <w:tcW w:w="2000" w:type="dxa"/>
+          </w:tcPr>
+          <w:p>
+            <w:r>
+              <w:rPr>
+                <w:sz w:val="18"/>
+                <w:szCs w:val="18"/>
+              </w:rPr>
+              <w:t>plotAllSpeciesNew.jl</w:t>
             </w:r>
           </w:p>
         </w:tc>
         <w:tc>
           <w:tcPr>
-            <w:tcW w:w="3402" w:type="dxa"/>
-            <w:hideMark/>
+            <w:tcW w:w="3400" w:type="dxa"/>
           </w:tcPr>
           <w:p>
             <w:pPr>
-              <w:spacing w:after="160" w:line="278" w:lineRule="auto"/>
-              <w:cnfStyle w:val="000000100000" w:firstRow="0" w:lastRow="0" w:firstColumn="0" w:lastColumn="0" w:oddVBand="0" w:evenVBand="0" w:oddHBand="1" w:evenHBand="0" w:firstRowFirstColumn="0" w:firstRowLastColumn="0" w:lastRowFirstColumn="0" w:lastRowLastColumn="0"/>
-              <w:rPr>
-                <w:sz w:val="20"/>
-                <w:szCs w:val="20"/>
-              </w:rPr>
+              <w:cnfStyle w:val="000000000000" w:firstRow="0" w:lastRow="0" w:firstColumn="0" w:lastColumn="0" w:oddVBand="0" w:evenVBand="0" w:oddHBand="0" w:evenHBand="0" w:firstRowFirstColumn="0" w:firstRowLastColumn="0" w:lastRowFirstColumn="0" w:lastRowLastColumn="0"/>
             </w:pPr>
             <w:r>
               <w:rPr>
-                <w:sz w:val="20"/>
-                <w:szCs w:val="20"/>
-              </w:rPr>
-              <w:t>Same reason.</w:t>
-            </w:r>
-          </w:p>
-        </w:tc>
-      </w:tr>
-      <w:tr>
-        <w:tc>
-          <w:tcPr>
-            <w:cnfStyle w:val="001000000000" w:firstRow="0" w:lastRow="0" w:firstColumn="1" w:lastColumn="0" w:oddVBand="0" w:evenVBand="0" w:oddHBand="0" w:evenHBand="0" w:firstRowFirstColumn="0" w:firstRowLastColumn="0" w:lastRowFirstColumn="0" w:lastRowLastColumn="0"/>
-            <w:tcW w:w="1696" w:type="dxa"/>
-            <w:hideMark/>
-          </w:tcPr>
-          <w:p>
-            <w:pPr>
-              <w:spacing w:after="160" w:line="278" w:lineRule="auto"/>
-              <w:rPr>
-                <w:b w:val="0"/>
-                <w:bCs w:val="0"/>
-                <w:sz w:val="20"/>
-                <w:szCs w:val="20"/>
-              </w:rPr>
-            </w:pPr>
-            <w:r>
-              <w:rPr>
-                <w:b w:val="0"/>
-                <w:bCs w:val="0"/>
-                <w:sz w:val="20"/>
-                <w:szCs w:val="20"/>
-              </w:rPr>
-              <w:t>Notebook, packages cell</w:t>
+                <w:rFonts w:ascii="Consolas" w:eastAsia="Consolas" w:hAnsi="Consolas" w:cs="Consolas"/>
+                <w:color w:val="7A3B0F"/>
+                <w:sz w:val="18"/>
+                <w:szCs w:val="18"/>
+              </w:rPr>
+              <w:t>*</w:t>
+            </w:r>
+            <w:r>
+              <w:rPr>
+                <w:sz w:val="18"/>
+                <w:szCs w:val="18"/>
+              </w:rPr>
+              <w:t xml:space="preserve"> replaced in output filenames</w:t>
             </w:r>
           </w:p>
         </w:tc>
         <w:tc>
           <w:tcPr>
-            <w:tcW w:w="1843" w:type="dxa"/>
-            <w:hideMark/>
+            <w:tcW w:w="4238" w:type="dxa"/>
           </w:tcPr>
           <w:p>
             <w:pPr>
-              <w:spacing w:after="160" w:line="278" w:lineRule="auto"/>
               <w:cnfStyle w:val="000000000000" w:firstRow="0" w:lastRow="0" w:firstColumn="0" w:lastColumn="0" w:oddVBand="0" w:evenVBand="0" w:oddHBand="0" w:evenHBand="0" w:firstRowFirstColumn="0" w:firstRowLastColumn="0" w:lastRowFirstColumn="0" w:lastRowLastColumn="0"/>
-              <w:rPr>
-                <w:sz w:val="20"/>
-                <w:szCs w:val="20"/>
-              </w:rPr>
             </w:pPr>
             <w:r>
               <w:rPr>
-                <w:sz w:val="20"/>
-                <w:szCs w:val="20"/>
-              </w:rPr>
-              <w:t>—</w:t>
-            </w:r>
-          </w:p>
-        </w:tc>
-        <w:tc>
-          <w:tcPr>
-            <w:tcW w:w="1843" w:type="dxa"/>
-            <w:hideMark/>
-          </w:tcPr>
-          <w:p>
-            <w:pPr>
-              <w:spacing w:after="160" w:line="278" w:lineRule="auto"/>
-              <w:cnfStyle w:val="000000000000" w:firstRow="0" w:lastRow="0" w:firstColumn="0" w:lastColumn="0" w:oddVBand="0" w:evenVBand="0" w:oddHBand="0" w:evenHBand="0" w:firstRowFirstColumn="0" w:firstRowLastColumn="0" w:lastRowFirstColumn="0" w:lastRowLastColumn="0"/>
-              <w:rPr>
-                <w:sz w:val="20"/>
-                <w:szCs w:val="20"/>
-              </w:rPr>
-            </w:pPr>
-            <w:r>
-              <w:rPr>
-                <w:sz w:val="20"/>
-                <w:szCs w:val="20"/>
-              </w:rPr>
-              <w:t xml:space="preserve">using </w:t>
-            </w:r>
-            <w:proofErr w:type="spellStart"/>
-            <w:r>
-              <w:rPr>
-                <w:sz w:val="20"/>
-                <w:szCs w:val="20"/>
-              </w:rPr>
-              <w:t>DelayDiffEq</w:t>
-            </w:r>
-            <w:proofErr w:type="spellEnd"/>
-          </w:p>
-        </w:tc>
-        <w:tc>
-          <w:tcPr>
-            <w:tcW w:w="3402" w:type="dxa"/>
-            <w:hideMark/>
-          </w:tcPr>
-          <w:p>
-            <w:pPr>
-              <w:spacing w:after="160" w:line="278" w:lineRule="auto"/>
-              <w:cnfStyle w:val="000000000000" w:firstRow="0" w:lastRow="0" w:firstColumn="0" w:lastColumn="0" w:oddVBand="0" w:evenVBand="0" w:oddHBand="0" w:evenHBand="0" w:firstRowFirstColumn="0" w:firstRowLastColumn="0" w:lastRowFirstColumn="0" w:lastRowLastColumn="0"/>
-              <w:rPr>
-                <w:sz w:val="20"/>
-                <w:szCs w:val="20"/>
-              </w:rPr>
-            </w:pPr>
-            <w:r>
-              <w:rPr>
-                <w:sz w:val="20"/>
-                <w:szCs w:val="20"/>
-              </w:rPr>
-              <w:t>Loads the delay solver.</w:t>
+                <w:sz w:val="18"/>
+                <w:szCs w:val="18"/>
+              </w:rPr>
+              <w:t xml:space="preserve">Windows does not allow </w:t>
+            </w:r>
+            <w:r>
+              <w:rPr>
+                <w:rFonts w:ascii="Consolas" w:eastAsia="Consolas" w:hAnsi="Consolas" w:cs="Consolas"/>
+                <w:color w:val="7A3B0F"/>
+                <w:sz w:val="18"/>
+                <w:szCs w:val="18"/>
+              </w:rPr>
+              <w:t>*</w:t>
+            </w:r>
+            <w:r>
+              <w:rPr>
+                <w:sz w:val="18"/>
+                <w:szCs w:val="18"/>
+              </w:rPr>
+              <w:t xml:space="preserve"> in filenames.</w:t>
             </w:r>
           </w:p>
         </w:tc>
@@ -885,425 +569,72 @@
       <w:tr>
         <w:trPr>
           <w:cnfStyle w:val="000000100000" w:firstRow="0" w:lastRow="0" w:firstColumn="0" w:lastColumn="0" w:oddVBand="0" w:evenVBand="0" w:oddHBand="1" w:evenHBand="0" w:firstRowFirstColumn="0" w:firstRowLastColumn="0" w:lastRowFirstColumn="0" w:lastRowLastColumn="0"/>
+          <w:trHeight w:val="269"/>
         </w:trPr>
         <w:tc>
           <w:tcPr>
             <w:cnfStyle w:val="001000000000" w:firstRow="0" w:lastRow="0" w:firstColumn="1" w:lastColumn="0" w:oddVBand="0" w:evenVBand="0" w:oddHBand="0" w:evenHBand="0" w:firstRowFirstColumn="0" w:firstRowLastColumn="0" w:lastRowFirstColumn="0" w:lastRowLastColumn="0"/>
-            <w:tcW w:w="1696" w:type="dxa"/>
-            <w:hideMark/>
+            <w:tcW w:w="2000" w:type="dxa"/>
           </w:tcPr>
           <w:p>
-            <w:pPr>
-              <w:spacing w:after="160" w:line="278" w:lineRule="auto"/>
-              <w:rPr>
-                <w:b w:val="0"/>
-                <w:bCs w:val="0"/>
-                <w:sz w:val="20"/>
-                <w:szCs w:val="20"/>
-              </w:rPr>
-            </w:pPr>
-            <w:hyperlink r:id="rId8" w:tgtFrame="_blank" w:history="1">
-              <w:proofErr w:type="spellStart"/>
-              <w:r>
-                <w:rPr>
-                  <w:rStyle w:val="Hyperlink"/>
-                  <w:b w:val="0"/>
-                  <w:bCs w:val="0"/>
-                  <w:sz w:val="20"/>
-                  <w:szCs w:val="20"/>
-                </w:rPr>
-                <w:t>generateModel.jl</w:t>
-              </w:r>
-              <w:proofErr w:type="spellEnd"/>
-            </w:hyperlink>
-            <w:r>
-              <w:rPr>
-                <w:b w:val="0"/>
-                <w:bCs w:val="0"/>
-                <w:sz w:val="20"/>
-                <w:szCs w:val="20"/>
-              </w:rPr>
-              <w:t> 10</w:t>
+            <w:r>
+              <w:rPr>
+                <w:sz w:val="18"/>
+                <w:szCs w:val="18"/>
+              </w:rPr>
+              <w:t>generateModel.jl</w:t>
             </w:r>
           </w:p>
         </w:tc>
         <w:tc>
           <w:tcPr>
-            <w:tcW w:w="1843" w:type="dxa"/>
-            <w:hideMark/>
+            <w:tcW w:w="3400" w:type="dxa"/>
           </w:tcPr>
           <w:p>
             <w:pPr>
-              <w:spacing w:after="160" w:line="278" w:lineRule="auto"/>
               <w:cnfStyle w:val="000000100000" w:firstRow="0" w:lastRow="0" w:firstColumn="0" w:lastColumn="0" w:oddVBand="0" w:evenVBand="0" w:oddHBand="1" w:evenHBand="0" w:firstRowFirstColumn="0" w:firstRowLastColumn="0" w:lastRowFirstColumn="0" w:lastRowLastColumn="0"/>
-              <w:rPr>
-                <w:sz w:val="20"/>
-                <w:szCs w:val="20"/>
-              </w:rPr>
             </w:pPr>
             <w:r>
               <w:rPr>
-                <w:sz w:val="20"/>
-                <w:szCs w:val="20"/>
-              </w:rPr>
-              <w:t>python3 …</w:t>
+                <w:rFonts w:ascii="Consolas" w:eastAsia="Consolas" w:hAnsi="Consolas" w:cs="Consolas"/>
+                <w:color w:val="7A3B0F"/>
+                <w:sz w:val="18"/>
+                <w:szCs w:val="18"/>
+              </w:rPr>
+              <w:t>python3</w:t>
+            </w:r>
+            <w:r>
+              <w:rPr>
+                <w:sz w:val="18"/>
+                <w:szCs w:val="18"/>
+              </w:rPr>
+              <w:t xml:space="preserve"> → </w:t>
+            </w:r>
+            <w:r>
+              <w:rPr>
+                <w:rFonts w:ascii="Consolas" w:eastAsia="Consolas" w:hAnsi="Consolas" w:cs="Consolas"/>
+                <w:color w:val="7A3B0F"/>
+                <w:sz w:val="18"/>
+                <w:szCs w:val="18"/>
+              </w:rPr>
+              <w:t>python</w:t>
             </w:r>
           </w:p>
         </w:tc>
         <w:tc>
           <w:tcPr>
-            <w:tcW w:w="1843" w:type="dxa"/>
-            <w:hideMark/>
+            <w:tcW w:w="4238" w:type="dxa"/>
           </w:tcPr>
           <w:p>
             <w:pPr>
-              <w:spacing w:after="160" w:line="278" w:lineRule="auto"/>
               <w:cnfStyle w:val="000000100000" w:firstRow="0" w:lastRow="0" w:firstColumn="0" w:lastColumn="0" w:oddVBand="0" w:evenVBand="0" w:oddHBand="1" w:evenHBand="0" w:firstRowFirstColumn="0" w:firstRowLastColumn="0" w:lastRowFirstColumn="0" w:lastRowLastColumn="0"/>
-              <w:rPr>
-                <w:sz w:val="20"/>
-                <w:szCs w:val="20"/>
-              </w:rPr>
             </w:pPr>
             <w:r>
               <w:rPr>
-                <w:sz w:val="20"/>
-                <w:szCs w:val="20"/>
-              </w:rPr>
-              <w:t>python …</w:t>
-            </w:r>
-          </w:p>
-        </w:tc>
-        <w:tc>
-          <w:tcPr>
-            <w:tcW w:w="3402" w:type="dxa"/>
-            <w:hideMark/>
-          </w:tcPr>
-          <w:p>
-            <w:pPr>
-              <w:spacing w:after="160" w:line="278" w:lineRule="auto"/>
-              <w:cnfStyle w:val="000000100000" w:firstRow="0" w:lastRow="0" w:firstColumn="0" w:lastColumn="0" w:oddVBand="0" w:evenVBand="0" w:oddHBand="1" w:evenHBand="0" w:firstRowFirstColumn="0" w:firstRowLastColumn="0" w:lastRowFirstColumn="0" w:lastRowLastColumn="0"/>
-              <w:rPr>
-                <w:sz w:val="20"/>
-                <w:szCs w:val="20"/>
-              </w:rPr>
-            </w:pPr>
-            <w:r>
-              <w:rPr>
-                <w:sz w:val="20"/>
-                <w:szCs w:val="20"/>
+                <w:sz w:val="18"/>
+                <w:szCs w:val="18"/>
               </w:rPr>
               <w:t>Windows command name.</w:t>
-            </w:r>
-          </w:p>
-        </w:tc>
-      </w:tr>
-      <w:tr>
-        <w:tc>
-          <w:tcPr>
-            <w:cnfStyle w:val="001000000000" w:firstRow="0" w:lastRow="0" w:firstColumn="1" w:lastColumn="0" w:oddVBand="0" w:evenVBand="0" w:oddHBand="0" w:evenHBand="0" w:firstRowFirstColumn="0" w:firstRowLastColumn="0" w:lastRowFirstColumn="0" w:lastRowLastColumn="0"/>
-            <w:tcW w:w="1696" w:type="dxa"/>
-            <w:hideMark/>
-          </w:tcPr>
-          <w:p>
-            <w:pPr>
-              <w:spacing w:after="160" w:line="278" w:lineRule="auto"/>
-              <w:rPr>
-                <w:b w:val="0"/>
-                <w:bCs w:val="0"/>
-                <w:sz w:val="20"/>
-                <w:szCs w:val="20"/>
-              </w:rPr>
-            </w:pPr>
-            <w:hyperlink r:id="rId9" w:tgtFrame="_blank" w:history="1">
-              <w:proofErr w:type="spellStart"/>
-              <w:r>
-                <w:rPr>
-                  <w:rStyle w:val="Hyperlink"/>
-                  <w:b w:val="0"/>
-                  <w:bCs w:val="0"/>
-                  <w:sz w:val="20"/>
-                  <w:szCs w:val="20"/>
-                </w:rPr>
-                <w:t>defineInputs.jl</w:t>
-              </w:r>
-              <w:proofErr w:type="spellEnd"/>
-            </w:hyperlink>
-            <w:r>
-              <w:rPr>
-                <w:b w:val="0"/>
-                <w:bCs w:val="0"/>
-                <w:sz w:val="20"/>
-                <w:szCs w:val="20"/>
-              </w:rPr>
-              <w:t> 102</w:t>
-            </w:r>
-          </w:p>
-        </w:tc>
-        <w:tc>
-          <w:tcPr>
-            <w:tcW w:w="1843" w:type="dxa"/>
-            <w:hideMark/>
-          </w:tcPr>
-          <w:p>
-            <w:pPr>
-              <w:spacing w:after="160" w:line="278" w:lineRule="auto"/>
-              <w:cnfStyle w:val="000000000000" w:firstRow="0" w:lastRow="0" w:firstColumn="0" w:lastColumn="0" w:oddVBand="0" w:evenVBand="0" w:oddHBand="0" w:evenHBand="0" w:firstRowFirstColumn="0" w:firstRowLastColumn="0" w:lastRowFirstColumn="0" w:lastRowLastColumn="0"/>
-              <w:rPr>
-                <w:sz w:val="20"/>
-                <w:szCs w:val="20"/>
-              </w:rPr>
-            </w:pPr>
-            <w:r>
-              <w:rPr>
-                <w:sz w:val="20"/>
-                <w:szCs w:val="20"/>
-              </w:rPr>
-              <w:t>original g(s)</w:t>
-            </w:r>
-          </w:p>
-          <w:p>
-            <w:pPr>
-              <w:spacing w:after="160" w:line="278" w:lineRule="auto"/>
-              <w:cnfStyle w:val="000000000000" w:firstRow="0" w:lastRow="0" w:firstColumn="0" w:lastColumn="0" w:oddVBand="0" w:evenVBand="0" w:oddHBand="0" w:evenHBand="0" w:firstRowFirstColumn="0" w:firstRowLastColumn="0" w:lastRowFirstColumn="0" w:lastRowLastColumn="0"/>
-              <w:rPr>
-                <w:sz w:val="20"/>
-                <w:szCs w:val="20"/>
-              </w:rPr>
-            </w:pPr>
-            <w:r>
-              <w:rPr>
-                <w:sz w:val="20"/>
-                <w:szCs w:val="20"/>
-              </w:rPr>
-              <w:t>(s &gt; 0 &amp;&amp; s &lt; 1)</w:t>
-            </w:r>
-          </w:p>
-        </w:tc>
-        <w:tc>
-          <w:tcPr>
-            <w:tcW w:w="1843" w:type="dxa"/>
-            <w:hideMark/>
-          </w:tcPr>
-          <w:p>
-            <w:pPr>
-              <w:spacing w:after="160" w:line="278" w:lineRule="auto"/>
-              <w:cnfStyle w:val="000000000000" w:firstRow="0" w:lastRow="0" w:firstColumn="0" w:lastColumn="0" w:oddVBand="0" w:evenVBand="0" w:oddHBand="0" w:evenHBand="0" w:firstRowFirstColumn="0" w:firstRowLastColumn="0" w:lastRowFirstColumn="0" w:lastRowLastColumn="0"/>
-              <w:rPr>
-                <w:sz w:val="20"/>
-                <w:szCs w:val="20"/>
-              </w:rPr>
-            </w:pPr>
-            <w:r>
-              <w:rPr>
-                <w:sz w:val="20"/>
-                <w:szCs w:val="20"/>
-              </w:rPr>
-              <w:t>(s &gt; 0 &amp;&amp; s &lt; 1 &amp;&amp; s*(1.0 - s) &gt; 1/746)</w:t>
-            </w:r>
-          </w:p>
-        </w:tc>
-        <w:tc>
-          <w:tcPr>
-            <w:tcW w:w="3402" w:type="dxa"/>
-            <w:hideMark/>
-          </w:tcPr>
-          <w:p>
-            <w:pPr>
-              <w:spacing w:after="160" w:line="278" w:lineRule="auto"/>
-              <w:cnfStyle w:val="000000000000" w:firstRow="0" w:lastRow="0" w:firstColumn="0" w:lastColumn="0" w:oddVBand="0" w:evenVBand="0" w:oddHBand="0" w:evenHBand="0" w:firstRowFirstColumn="0" w:firstRowLastColumn="0" w:lastRowFirstColumn="0" w:lastRowLastColumn="0"/>
-              <w:rPr>
-                <w:sz w:val="20"/>
-                <w:szCs w:val="20"/>
-              </w:rPr>
-            </w:pPr>
-            <w:proofErr w:type="spellStart"/>
-            <w:r>
-              <w:rPr>
-                <w:sz w:val="20"/>
-                <w:szCs w:val="20"/>
-              </w:rPr>
-              <w:t>NaN</w:t>
-            </w:r>
-            <w:proofErr w:type="spellEnd"/>
-            <w:r>
-              <w:rPr>
-                <w:sz w:val="20"/>
-                <w:szCs w:val="20"/>
-              </w:rPr>
-              <w:t xml:space="preserve"> fix.</w:t>
-            </w:r>
-            <w:r>
-              <w:rPr>
-                <w:sz w:val="20"/>
-                <w:szCs w:val="20"/>
-              </w:rPr>
-              <w:t xml:space="preserve"> </w:t>
-            </w:r>
-            <w:r>
-              <w:rPr>
-                <w:sz w:val="20"/>
-                <w:szCs w:val="20"/>
-              </w:rPr>
-              <w:t>O</w:t>
-            </w:r>
-            <w:r>
-              <w:rPr>
-                <w:sz w:val="20"/>
-                <w:szCs w:val="20"/>
-              </w:rPr>
-              <w:t>nce -1/x drops below about −74</w:t>
-            </w:r>
-            <w:r>
-              <w:rPr>
-                <w:sz w:val="20"/>
-                <w:szCs w:val="20"/>
-              </w:rPr>
-              <w:t>6</w:t>
-            </w:r>
-            <w:r>
-              <w:rPr>
-                <w:sz w:val="20"/>
-                <w:szCs w:val="20"/>
-              </w:rPr>
-              <w:t>, exp returns exactly 0.0</w:t>
-            </w:r>
-            <w:r>
-              <w:rPr>
-                <w:sz w:val="20"/>
-                <w:szCs w:val="20"/>
-              </w:rPr>
-              <w:t xml:space="preserve"> (previously </w:t>
-            </w:r>
-            <w:proofErr w:type="spellStart"/>
-            <w:r>
-              <w:rPr>
-                <w:sz w:val="20"/>
-                <w:szCs w:val="20"/>
-              </w:rPr>
-              <w:t>NaN</w:t>
-            </w:r>
-            <w:proofErr w:type="spellEnd"/>
-            <w:r>
-              <w:rPr>
-                <w:sz w:val="20"/>
-                <w:szCs w:val="20"/>
-              </w:rPr>
-              <w:t>)</w:t>
-            </w:r>
-          </w:p>
-        </w:tc>
-      </w:tr>
-      <w:tr>
-        <w:trPr>
-          <w:cnfStyle w:val="000000100000" w:firstRow="0" w:lastRow="0" w:firstColumn="0" w:lastColumn="0" w:oddVBand="0" w:evenVBand="0" w:oddHBand="1" w:evenHBand="0" w:firstRowFirstColumn="0" w:firstRowLastColumn="0" w:lastRowFirstColumn="0" w:lastRowLastColumn="0"/>
-        </w:trPr>
-        <w:tc>
-          <w:tcPr>
-            <w:cnfStyle w:val="001000000000" w:firstRow="0" w:lastRow="0" w:firstColumn="1" w:lastColumn="0" w:oddVBand="0" w:evenVBand="0" w:oddHBand="0" w:evenHBand="0" w:firstRowFirstColumn="0" w:firstRowLastColumn="0" w:lastRowFirstColumn="0" w:lastRowLastColumn="0"/>
-            <w:tcW w:w="1696" w:type="dxa"/>
-            <w:hideMark/>
-          </w:tcPr>
-          <w:p>
-            <w:pPr>
-              <w:spacing w:after="160" w:line="278" w:lineRule="auto"/>
-              <w:rPr>
-                <w:b w:val="0"/>
-                <w:bCs w:val="0"/>
-                <w:sz w:val="20"/>
-                <w:szCs w:val="20"/>
-              </w:rPr>
-            </w:pPr>
-            <w:hyperlink r:id="rId10" w:tgtFrame="_blank" w:history="1">
-              <w:proofErr w:type="spellStart"/>
-              <w:r>
-                <w:rPr>
-                  <w:rStyle w:val="Hyperlink"/>
-                  <w:b w:val="0"/>
-                  <w:bCs w:val="0"/>
-                  <w:sz w:val="20"/>
-                  <w:szCs w:val="20"/>
-                </w:rPr>
-                <w:t>plotAllSpeciesNew.jl</w:t>
-              </w:r>
-              <w:proofErr w:type="spellEnd"/>
-            </w:hyperlink>
-            <w:r>
-              <w:rPr>
-                <w:b w:val="0"/>
-                <w:bCs w:val="0"/>
-                <w:sz w:val="20"/>
-                <w:szCs w:val="20"/>
-              </w:rPr>
-              <w:t> 56</w:t>
-            </w:r>
-          </w:p>
-        </w:tc>
-        <w:tc>
-          <w:tcPr>
-            <w:tcW w:w="1843" w:type="dxa"/>
-            <w:hideMark/>
-          </w:tcPr>
-          <w:p>
-            <w:pPr>
-              <w:spacing w:after="160" w:line="278" w:lineRule="auto"/>
-              <w:cnfStyle w:val="000000100000" w:firstRow="0" w:lastRow="0" w:firstColumn="0" w:lastColumn="0" w:oddVBand="0" w:evenVBand="0" w:oddHBand="1" w:evenHBand="0" w:firstRowFirstColumn="0" w:firstRowLastColumn="0" w:lastRowFirstColumn="0" w:lastRowLastColumn="0"/>
-              <w:rPr>
-                <w:sz w:val="20"/>
-                <w:szCs w:val="20"/>
-              </w:rPr>
-            </w:pPr>
-            <w:r>
-              <w:rPr>
-                <w:sz w:val="20"/>
-                <w:szCs w:val="20"/>
-              </w:rPr>
-              <w:t>filename contains species</w:t>
-            </w:r>
-          </w:p>
-        </w:tc>
-        <w:tc>
-          <w:tcPr>
-            <w:tcW w:w="1843" w:type="dxa"/>
-            <w:hideMark/>
-          </w:tcPr>
-          <w:p>
-            <w:pPr>
-              <w:spacing w:after="160" w:line="278" w:lineRule="auto"/>
-              <w:cnfStyle w:val="000000100000" w:firstRow="0" w:lastRow="0" w:firstColumn="0" w:lastColumn="0" w:oddVBand="0" w:evenVBand="0" w:oddHBand="1" w:evenHBand="0" w:firstRowFirstColumn="0" w:firstRowLastColumn="0" w:lastRowFirstColumn="0" w:lastRowLastColumn="0"/>
-              <w:rPr>
-                <w:sz w:val="20"/>
-                <w:szCs w:val="20"/>
-              </w:rPr>
-            </w:pPr>
-            <w:r>
-              <w:rPr>
-                <w:sz w:val="20"/>
-                <w:szCs w:val="20"/>
-              </w:rPr>
-              <w:t>replace(species,"*"=&gt;"_total")</w:t>
-            </w:r>
-          </w:p>
-        </w:tc>
-        <w:tc>
-          <w:tcPr>
-            <w:tcW w:w="3402" w:type="dxa"/>
-            <w:hideMark/>
-          </w:tcPr>
-          <w:p>
-            <w:pPr>
-              <w:spacing w:after="160" w:line="278" w:lineRule="auto"/>
-              <w:cnfStyle w:val="000000100000" w:firstRow="0" w:lastRow="0" w:firstColumn="0" w:lastColumn="0" w:oddVBand="0" w:evenVBand="0" w:oddHBand="1" w:evenHBand="0" w:firstRowFirstColumn="0" w:firstRowLastColumn="0" w:lastRowFirstColumn="0" w:lastRowLastColumn="0"/>
-              <w:rPr>
-                <w:sz w:val="20"/>
-                <w:szCs w:val="20"/>
-              </w:rPr>
-            </w:pPr>
-            <w:r>
-              <w:rPr>
-                <w:sz w:val="20"/>
-                <w:szCs w:val="20"/>
-              </w:rPr>
-              <w:t>* isn't allowed in Windows filenames. Only the CSV name changes.</w:t>
             </w:r>
           </w:p>
         </w:tc>
@@ -1313,12 +644,8 @@
       <w:pPr>
         <w:ind w:left="360"/>
       </w:pPr>
-    </w:p>
-    <w:p>
-      <w:pPr>
-        <w:ind w:left="360"/>
-      </w:pPr>
-      <w:r>
+      <w:r>
+        <w:lastRenderedPageBreak/>
         <w:t>Generated first outputs with baseline model using the existing repo setup for high BCR input vs low BCR input with varying CpG pulses and height</w:t>
       </w:r>
       <w:r>
@@ -1333,6 +660,9 @@
         <w:ind w:left="2160"/>
       </w:pPr>
       <w:r>
+        <w:rPr>
+          <w:noProof/>
+        </w:rPr>
         <w:drawing>
           <wp:inline distT="0" distB="0" distL="0" distR="0" wp14:anchorId="473CA849" wp14:editId="4F281ED8">
             <wp:extent cx="3674378" cy="5071678"/>
@@ -1349,7 +679,7 @@
                     <pic:cNvPicPr/>
                   </pic:nvPicPr>
                   <pic:blipFill>
-                    <a:blip r:embed="rId11"/>
+                    <a:blip r:embed="rId7"/>
                     <a:stretch>
                       <a:fillRect/>
                     </a:stretch>
@@ -1374,17 +704,265 @@
       <w:pPr>
         <w:ind w:left="360"/>
       </w:pPr>
-      <w:r>
+    </w:p>
+    <w:p>
+      <w:pPr>
+        <w:pStyle w:val="ListParagraph"/>
+        <w:numPr>
+          <w:ilvl w:val="0"/>
+          <w:numId w:val="2"/>
+        </w:numPr>
+      </w:pPr>
+      <w:r>
+        <w:t>Simon Mitchell added to GitHub repo and approved initial model run and flow diagram.</w:t>
+      </w:r>
+    </w:p>
+    <w:p>
+      <w:pPr>
+        <w:ind w:left="360"/>
+      </w:pPr>
+    </w:p>
+    <w:p>
+      <w:pPr>
+        <w:pStyle w:val="ListParagraph"/>
+        <w:numPr>
+          <w:ilvl w:val="0"/>
+          <w:numId w:val="1"/>
+        </w:numPr>
+        <w:rPr>
+          <w:b/>
+          <w:bCs/>
+        </w:rPr>
+      </w:pPr>
+      <w:r>
+        <w:rPr>
+          <w:b/>
+          <w:bCs/>
+        </w:rPr>
+        <w:t>W/C Monday 2</w:t>
+      </w:r>
+      <w:r>
+        <w:rPr>
+          <w:b/>
+          <w:bCs/>
+        </w:rPr>
+        <w:t>8</w:t>
+      </w:r>
+      <w:r>
+        <w:rPr>
+          <w:b/>
+          <w:bCs/>
+          <w:vertAlign w:val="superscript"/>
+        </w:rPr>
+        <w:t>th</w:t>
+      </w:r>
+      <w:r>
+        <w:rPr>
+          <w:b/>
+          <w:bCs/>
+        </w:rPr>
+        <w:t xml:space="preserve"> September 2026</w:t>
+      </w:r>
+    </w:p>
+    <w:p>
+      <w:pPr>
+        <w:pStyle w:val="ListParagraph"/>
+        <w:rPr>
+          <w:b/>
+          <w:bCs/>
+        </w:rPr>
+      </w:pPr>
+    </w:p>
+    <w:p>
+      <w:pPr>
+        <w:pStyle w:val="ListParagraph"/>
+        <w:rPr>
+          <w:b/>
+          <w:bCs/>
+        </w:rPr>
+      </w:pPr>
+      <w:r>
+        <w:t>Initial Schema Drafted</w:t>
+      </w:r>
+      <w:r>
+        <w:t xml:space="preserve"> and iterating.</w:t>
+      </w:r>
+    </w:p>
+    <w:p>
+      <w:pPr>
+        <w:pStyle w:val="ListParagraph"/>
+      </w:pPr>
+    </w:p>
+    <w:p>
+      <w:pPr>
+        <w:pStyle w:val="ListParagraph"/>
+      </w:pPr>
+      <w:r>
+        <w:t>Meeting with Hasnain (Other IRP member – Biological phenomena focus) to discuss schema draft.</w:t>
+      </w:r>
+    </w:p>
+    <w:p/>
+    <w:p>
+      <w:pPr>
+        <w:pStyle w:val="ListParagraph"/>
+        <w:numPr>
+          <w:ilvl w:val="0"/>
+          <w:numId w:val="1"/>
+        </w:numPr>
+        <w:rPr>
+          <w:b/>
+          <w:bCs/>
+        </w:rPr>
+      </w:pPr>
+      <w:r>
+        <w:rPr>
+          <w:b/>
+          <w:bCs/>
+        </w:rPr>
         <w:lastRenderedPageBreak/>
-        <w:t xml:space="preserve">Appendix 1: </w:t>
-      </w:r>
-      <w:r>
-        <w:t>Generated BCR-NFKB-TLR9 Flow Diagram</w:t>
-      </w:r>
-    </w:p>
+        <w:t xml:space="preserve">W/C Monday </w:t>
+      </w:r>
+      <w:r>
+        <w:rPr>
+          <w:b/>
+          <w:bCs/>
+        </w:rPr>
+        <w:t>5</w:t>
+      </w:r>
+      <w:r>
+        <w:rPr>
+          <w:b/>
+          <w:bCs/>
+          <w:vertAlign w:val="superscript"/>
+        </w:rPr>
+        <w:t>th</w:t>
+      </w:r>
+      <w:r>
+        <w:rPr>
+          <w:b/>
+          <w:bCs/>
+        </w:rPr>
+        <w:t xml:space="preserve"> </w:t>
+      </w:r>
+      <w:r>
+        <w:rPr>
+          <w:b/>
+          <w:bCs/>
+        </w:rPr>
+        <w:t>October</w:t>
+      </w:r>
+      <w:r>
+        <w:rPr>
+          <w:b/>
+          <w:bCs/>
+        </w:rPr>
+        <w:t xml:space="preserve"> 2026</w:t>
+      </w:r>
+    </w:p>
+    <w:p>
+      <w:pPr>
+        <w:pStyle w:val="ListParagraph"/>
+        <w:rPr>
+          <w:b/>
+          <w:bCs/>
+        </w:rPr>
+      </w:pPr>
+    </w:p>
+    <w:p>
+      <w:pPr>
+        <w:pStyle w:val="ListParagraph"/>
+      </w:pPr>
+      <w:r>
+        <w:t>Ini</w:t>
+      </w:r>
+      <w:r>
+        <w:t>tial</w:t>
+      </w:r>
+      <w:r>
+        <w:t xml:space="preserve"> Schema finalised V0.5</w:t>
+      </w:r>
+    </w:p>
+    <w:p>
+      <w:pPr>
+        <w:pStyle w:val="ListParagraph"/>
+        <w:numPr>
+          <w:ilvl w:val="0"/>
+          <w:numId w:val="3"/>
+        </w:numPr>
+        <w:rPr>
+          <w:b/>
+          <w:bCs/>
+        </w:rPr>
+      </w:pPr>
+      <w:r>
+        <w:t xml:space="preserve">See </w:t>
+      </w:r>
+      <w:r>
+        <w:t>BIE-Initial-Schema-Oct-2026</w:t>
+      </w:r>
+      <w:r>
+        <w:t>.docx</w:t>
+      </w:r>
+    </w:p>
+    <w:p>
+      <w:pPr>
+        <w:pStyle w:val="ListParagraph"/>
+        <w:ind w:left="1080"/>
+      </w:pPr>
+    </w:p>
+    <w:p>
+      <w:pPr>
+        <w:pStyle w:val="ListParagraph"/>
+        <w:rPr>
+          <w:b/>
+          <w:bCs/>
+        </w:rPr>
+      </w:pPr>
+      <w:r>
+        <w:t>Parser Drafted and Dummy Schema setup.</w:t>
+      </w:r>
+    </w:p>
+    <w:p/>
+    <w:p/>
+    <w:p/>
+    <w:p/>
+    <w:p/>
+    <w:p/>
+    <w:p/>
+    <w:p/>
+    <w:p/>
+    <w:p/>
+    <w:p/>
+    <w:p/>
+    <w:p/>
+    <w:p/>
+    <w:p/>
+    <w:p/>
+    <w:p/>
+    <w:p/>
+    <w:p/>
+    <w:p/>
+    <w:p/>
+    <w:p/>
+    <w:p/>
     <w:p>
       <w:pPr>
         <w:ind w:left="360"/>
+        <w:rPr>
+          <w:u w:val="single"/>
+        </w:rPr>
+      </w:pPr>
+      <w:r>
+        <w:rPr>
+          <w:u w:val="single"/>
+        </w:rPr>
+        <w:lastRenderedPageBreak/>
+        <w:t>Appendix 1: Generated BCR-NFKB-TLR9 Flow Diagram</w:t>
+      </w:r>
+    </w:p>
+    <w:p>
+      <w:pPr>
+        <w:ind w:left="360"/>
       </w:pPr>
       <w:r>
         <w:t xml:space="preserve">Generated using Claude Opus 5; Full artifact available at: </w:t>
@@ -1395,13 +973,49 @@
     </w:p>
     <w:p>
       <w:pPr>
+        <w:pStyle w:val="ListParagraph"/>
+        <w:numPr>
+          <w:ilvl w:val="0"/>
+          <w:numId w:val="2"/>
+        </w:numPr>
+        <w:rPr>
+          <w:i/>
+          <w:iCs/>
+          <w:sz w:val="20"/>
+          <w:szCs w:val="20"/>
+        </w:rPr>
+      </w:pPr>
+      <w:r>
+        <w:rPr>
+          <w:i/>
+          <w:iCs/>
+          <w:sz w:val="20"/>
+          <w:szCs w:val="20"/>
+        </w:rPr>
+        <w:t>The complete model is not in such human readable format</w:t>
+      </w:r>
+      <w:r>
+        <w:rPr>
+          <w:i/>
+          <w:iCs/>
+          <w:sz w:val="20"/>
+          <w:szCs w:val="20"/>
+        </w:rPr>
+        <w:t>, the only plausible way to display the model without immense time and expert knowledge is AI.</w:t>
+      </w:r>
+    </w:p>
+    <w:p>
+      <w:pPr>
         <w:ind w:left="360"/>
       </w:pPr>
       <w:r>
+        <w:rPr>
+          <w:noProof/>
+        </w:rPr>
         <w:drawing>
-          <wp:inline distT="0" distB="0" distL="0" distR="0" wp14:anchorId="21E1770F" wp14:editId="7CB33786">
-            <wp:extent cx="5802012" cy="7699248"/>
-            <wp:effectExtent l="0" t="0" r="8255" b="0"/>
+          <wp:inline distT="0" distB="0" distL="0" distR="0" wp14:anchorId="21E1770F" wp14:editId="557ED71F">
+            <wp:extent cx="5067945" cy="6725143"/>
+            <wp:effectExtent l="0" t="0" r="0" b="0"/>
             <wp:docPr id="1707054261" name="Picture 1"/>
             <wp:cNvGraphicFramePr>
               <a:graphicFrameLocks xmlns:a="http://schemas.openxmlformats.org/drawingml/2006/main" noChangeAspect="1"/>
@@ -1414,7 +1028,7 @@
                     <pic:cNvPicPr/>
                   </pic:nvPicPr>
                   <pic:blipFill>
-                    <a:blip r:embed="rId12"/>
+                    <a:blip r:embed="rId8"/>
                     <a:stretch>
                       <a:fillRect/>
                     </a:stretch>
@@ -1422,7 +1036,7 @@
                   <pic:spPr>
                     <a:xfrm>
                       <a:off x="0" y="0"/>
-                      <a:ext cx="5816207" cy="7718084"/>
+                      <a:ext cx="5083597" cy="6745913"/>
                     </a:xfrm>
                     <a:prstGeom prst="rect">
                       <a:avLst/>
@@ -1448,6 +1062,119 @@
 <file path=word/numbering.xml><?xml version="1.0" encoding="utf-8"?>
 <w:numbering xmlns:wpc="http://schemas.microsoft.com/office/word/2010/wordprocessingCanvas" xmlns:cx="http://schemas.microsoft.com/office/drawing/2014/chartex" xmlns:cx1="http://schemas.microsoft.com/office/drawing/2015/9/8/chartex" xmlns:cx2="http://schemas.microsoft.com/office/drawing/2015/10/21/chartex" xmlns:cx3="http://schemas.microsoft.com/office/drawing/2016/5/9/chartex" xmlns:cx4="http://schemas.microsoft.com/office/drawing/2016/5/10/chartex" xmlns:cx5="http://schemas.microsoft.com/office/drawing/2016/5/11/chartex" xmlns:cx6="http://schemas.microsoft.com/office/drawing/2016/5/12/chartex" xmlns:cx7="http://schemas.microsoft.com/office/drawing/2016/5/13/chartex" xmlns:cx8="http://schemas.microsoft.com/office/drawing/2016/5/14/chartex" xmlns:mc="http://schemas.openxmlformats.org/markup-compatibility/2006" xmlns:aink="http://schemas.microsoft.com/office/drawing/2016/ink" xmlns:am3d="http://schemas.microsoft.com/office/drawing/2017/model3d" xmlns:o="urn:schemas-microsoft-com:office:office" xmlns:oel="http://schemas.microsoft.com/office/2019/extlst" xmlns:r="http://schemas.openxmlformats.org/officeDocument/2006/relationships" xmlns:m="http://schemas.openxmlformats.org/officeDocument/2006/math" xmlns:v="urn:schemas-microsoft-com:vml" xmlns:wp14="http://schemas.microsoft.com/office/word/2010/wordprocessingDrawing" xmlns:wp="http://schemas.openxmlformats.org/drawingml/2006/wordprocessingDrawing" xmlns:w10="urn:schemas-microsoft-com:office:word" xmlns:w="http://schemas.openxmlformats.org/wordprocessingml/2006/main" xmlns:w14="http://schemas.microsoft.com/office/word/2010/wordml" xmlns:w15="http://schemas.microsoft.com/office/word/2012/wordml" xmlns:w16cex="http://schemas.microsoft.com/office/word/2018/wordml/cex" xmlns:w16cid="http://schemas.microsoft.com/office/word/2016/wordml/cid" xmlns:w16="http://schemas.microsoft.com/office/word/2018/wordml" xmlns:w16du="http://schemas.microsoft.com/office/word/2023/wordml/word16du" xmlns:w16sdtdh="http://schemas.microsoft.com/office/word/2020/wordml/sdtdatahash" xmlns:w16sdtfl="http://schemas.microsoft.com/office/word/2024/wordml/sdtformatlock" xmlns:w16se="http://schemas.microsoft.com/office/word/2015/wordml/symex" xmlns:wpg="http://schemas.microsoft.com/office/word/2010/wordprocessingGroup" xmlns:wpi="http://schemas.microsoft.com/office/word/2010/wordprocessingInk" xmlns:wne="http://schemas.microsoft.com/office/word/2006/wordml" xmlns:wps="http://schemas.microsoft.com/office/word/2010/wordprocessingShape" mc:Ignorable="w14 w15 w16se w16cid w16 w16cex w16sdtdh w16sdtfl w16du wp14">
   <w:abstractNum w:abstractNumId="0" w15:restartNumberingAfterBreak="0">
+    <w:nsid w:val="137C41DF"/>
+    <w:multiLevelType w:val="hybridMultilevel"/>
+    <w:tmpl w:val="6AB8A99E"/>
+    <w:lvl w:ilvl="0" w:tplc="7F267470">
+      <w:numFmt w:val="bullet"/>
+      <w:lvlText w:val="-"/>
+      <w:lvlJc w:val="left"/>
+      <w:pPr>
+        <w:ind w:left="1080" w:hanging="360"/>
+      </w:pPr>
+      <w:rPr>
+        <w:rFonts w:ascii="Aptos" w:eastAsiaTheme="minorHAnsi" w:hAnsi="Aptos" w:cstheme="minorBidi" w:hint="default"/>
+        <w:b w:val="0"/>
+      </w:rPr>
+    </w:lvl>
+    <w:lvl w:ilvl="1" w:tplc="08090003" w:tentative="1">
+      <w:start w:val="1"/>
+      <w:numFmt w:val="bullet"/>
+      <w:lvlText w:val="o"/>
+      <w:lvlJc w:val="left"/>
+      <w:pPr>
+        <w:ind w:left="1800" w:hanging="360"/>
+      </w:pPr>
+      <w:rPr>
+        <w:rFonts w:ascii="Courier New" w:hAnsi="Courier New" w:cs="Courier New" w:hint="default"/>
+      </w:rPr>
+    </w:lvl>
+    <w:lvl w:ilvl="2" w:tplc="08090005" w:tentative="1">
+      <w:start w:val="1"/>
+      <w:numFmt w:val="bullet"/>
+      <w:lvlText w:val=""/>
+      <w:lvlJc w:val="left"/>
+      <w:pPr>
+        <w:ind w:left="2520" w:hanging="360"/>
+      </w:pPr>
+      <w:rPr>
+        <w:rFonts w:ascii="Wingdings" w:hAnsi="Wingdings" w:hint="default"/>
+      </w:rPr>
+    </w:lvl>
+    <w:lvl w:ilvl="3" w:tplc="08090001" w:tentative="1">
+      <w:start w:val="1"/>
+      <w:numFmt w:val="bullet"/>
+      <w:lvlText w:val=""/>
+      <w:lvlJc w:val="left"/>
+      <w:pPr>
+        <w:ind w:left="3240" w:hanging="360"/>
+      </w:pPr>
+      <w:rPr>
+        <w:rFonts w:ascii="Symbol" w:hAnsi="Symbol" w:hint="default"/>
+      </w:rPr>
+    </w:lvl>
+    <w:lvl w:ilvl="4" w:tplc="08090003" w:tentative="1">
+      <w:start w:val="1"/>
+      <w:numFmt w:val="bullet"/>
+      <w:lvlText w:val="o"/>
+      <w:lvlJc w:val="left"/>
+      <w:pPr>
+        <w:ind w:left="3960" w:hanging="360"/>
+      </w:pPr>
+      <w:rPr>
+        <w:rFonts w:ascii="Courier New" w:hAnsi="Courier New" w:cs="Courier New" w:hint="default"/>
+      </w:rPr>
+    </w:lvl>
+    <w:lvl w:ilvl="5" w:tplc="08090005" w:tentative="1">
+      <w:start w:val="1"/>
+      <w:numFmt w:val="bullet"/>
+      <w:lvlText w:val=""/>
+      <w:lvlJc w:val="left"/>
+      <w:pPr>
+        <w:ind w:left="4680" w:hanging="360"/>
+      </w:pPr>
+      <w:rPr>
+        <w:rFonts w:ascii="Wingdings" w:hAnsi="Wingdings" w:hint="default"/>
+      </w:rPr>
+    </w:lvl>
+    <w:lvl w:ilvl="6" w:tplc="08090001" w:tentative="1">
+      <w:start w:val="1"/>
+      <w:numFmt w:val="bullet"/>
+      <w:lvlText w:val=""/>
+      <w:lvlJc w:val="left"/>
+      <w:pPr>
+        <w:ind w:left="5400" w:hanging="360"/>
+      </w:pPr>
+      <w:rPr>
+        <w:rFonts w:ascii="Symbol" w:hAnsi="Symbol" w:hint="default"/>
+      </w:rPr>
+    </w:lvl>
+    <w:lvl w:ilvl="7" w:tplc="08090003" w:tentative="1">
+      <w:start w:val="1"/>
+      <w:numFmt w:val="bullet"/>
+      <w:lvlText w:val="o"/>
+      <w:lvlJc w:val="left"/>
+      <w:pPr>
+        <w:ind w:left="6120" w:hanging="360"/>
+      </w:pPr>
+      <w:rPr>
+        <w:rFonts w:ascii="Courier New" w:hAnsi="Courier New" w:cs="Courier New" w:hint="default"/>
+      </w:rPr>
+    </w:lvl>
+    <w:lvl w:ilvl="8" w:tplc="08090005" w:tentative="1">
+      <w:start w:val="1"/>
+      <w:numFmt w:val="bullet"/>
+      <w:lvlText w:val=""/>
+      <w:lvlJc w:val="left"/>
+      <w:pPr>
+        <w:ind w:left="6840" w:hanging="360"/>
+      </w:pPr>
+      <w:rPr>
+        <w:rFonts w:ascii="Wingdings" w:hAnsi="Wingdings" w:hint="default"/>
+      </w:rPr>
+    </w:lvl>
+  </w:abstractNum>
+  <w:abstractNum w:abstractNumId="1" w15:restartNumberingAfterBreak="0">
     <w:nsid w:val="14733BFD"/>
     <w:multiLevelType w:val="hybridMultilevel"/>
     <w:tmpl w:val="468E3926"/>
@@ -1560,7 +1287,7 @@
       </w:rPr>
     </w:lvl>
   </w:abstractNum>
-  <w:abstractNum w:abstractNumId="1" w15:restartNumberingAfterBreak="0">
+  <w:abstractNum w:abstractNumId="2" w15:restartNumberingAfterBreak="0">
     <w:nsid w:val="6CFB2F2F"/>
     <w:multiLevelType w:val="hybridMultilevel"/>
     <w:tmpl w:val="49768698"/>
@@ -1673,10 +1400,13 @@
     </w:lvl>
   </w:abstractNum>
   <w:num w:numId="1" w16cid:durableId="1740863419">
-    <w:abstractNumId w:val="0"/>
+    <w:abstractNumId w:val="1"/>
   </w:num>
   <w:num w:numId="2" w16cid:durableId="742261754">
-    <w:abstractNumId w:val="1"/>
+    <w:abstractNumId w:val="2"/>
+  </w:num>
+  <w:num w:numId="3" w16cid:durableId="1023675616">
+    <w:abstractNumId w:val="0"/>
   </w:num>
 </w:numbering>
 </file>
@@ -2284,6 +2014,7 @@
   <w:style w:type="character" w:default="1" w:styleId="DefaultParagraphFont">
     <w:name w:val="Default Paragraph Font"/>
     <w:uiPriority w:val="1"/>
+    <w:semiHidden/>
     <w:unhideWhenUsed/>
   </w:style>
   <w:style w:type="table" w:default="1" w:styleId="TableNormal">
@@ -2682,6 +2413,25 @@
         <w:shd w:val="clear" w:color="auto" w:fill="F2F2F2" w:themeFill="background1" w:themeFillShade="F2"/>
       </w:tcPr>
     </w:tblStylePr>
+  </w:style>
+  <w:style w:type="table" w:styleId="TableGridLight">
+    <w:name w:val="Grid Table Light"/>
+    <w:basedOn w:val="TableNormal"/>
+    <w:uiPriority w:val="40"/>
+    <w:rsid w:val="007B1190"/>
+    <w:pPr>
+      <w:spacing w:after="0" w:line="240" w:lineRule="auto"/>
+    </w:pPr>
+    <w:tblPr>
+      <w:tblBorders>
+        <w:top w:val="single" w:sz="4" w:space="0" w:color="BFBFBF" w:themeColor="background1" w:themeShade="BF"/>
+        <w:left w:val="single" w:sz="4" w:space="0" w:color="BFBFBF" w:themeColor="background1" w:themeShade="BF"/>
+        <w:bottom w:val="single" w:sz="4" w:space="0" w:color="BFBFBF" w:themeColor="background1" w:themeShade="BF"/>
+        <w:right w:val="single" w:sz="4" w:space="0" w:color="BFBFBF" w:themeColor="background1" w:themeShade="BF"/>
+        <w:insideH w:val="single" w:sz="4" w:space="0" w:color="BFBFBF" w:themeColor="background1" w:themeShade="BF"/>
+        <w:insideV w:val="single" w:sz="4" w:space="0" w:color="BFBFBF" w:themeColor="background1" w:themeShade="BF"/>
+      </w:tblBorders>
+    </w:tblPr>
   </w:style>
 </w:styles>
 </file>
